--- a/Receta1.0.2.docx
+++ b/Receta1.0.2.docx
@@ -168,7 +168,7 @@
     <w:p>
       <w:r>
         <w:pict w14:anchorId="2E2B3F83">
-          <v:rect id="_x0000_i1073" style="width:0;height:1.5pt" o:hralign="center" o:hrstd="t" o:hr="t" fillcolor="#a0a0a0" stroked="f"/>
+          <v:rect id="_x0000_i1025" style="width:0;height:1.5pt" o:hralign="center" o:hrstd="t" o:hr="t" fillcolor="#a0a0a0" stroked="f"/>
         </w:pict>
       </w:r>
     </w:p>
@@ -254,7 +254,7 @@
     <w:p>
       <w:r>
         <w:pict w14:anchorId="4C3047CD">
-          <v:rect id="_x0000_i1074" style="width:0;height:1.5pt" o:hralign="center" o:hrstd="t" o:hr="t" fillcolor="#a0a0a0" stroked="f"/>
+          <v:rect id="_x0000_i1026" style="width:0;height:1.5pt" o:hralign="center" o:hrstd="t" o:hr="t" fillcolor="#a0a0a0" stroked="f"/>
         </w:pict>
       </w:r>
     </w:p>
@@ -292,7 +292,7 @@
     <w:p>
       <w:r>
         <w:pict w14:anchorId="733F5AB0">
-          <v:rect id="_x0000_i1075" style="width:0;height:1.5pt" o:hralign="center" o:hrstd="t" o:hr="t" fillcolor="#a0a0a0" stroked="f"/>
+          <v:rect id="_x0000_i1027" style="width:0;height:1.5pt" o:hralign="center" o:hrstd="t" o:hr="t" fillcolor="#a0a0a0" stroked="f"/>
         </w:pict>
       </w:r>
     </w:p>
@@ -363,7 +363,7 @@
     <w:p>
       <w:r>
         <w:pict w14:anchorId="6086FC42">
-          <v:rect id="_x0000_i1076" style="width:0;height:1.5pt" o:hralign="center" o:hrstd="t" o:hr="t" fillcolor="#a0a0a0" stroked="f"/>
+          <v:rect id="_x0000_i1028" style="width:0;height:1.5pt" o:hralign="center" o:hrstd="t" o:hr="t" fillcolor="#a0a0a0" stroked="f"/>
         </w:pict>
       </w:r>
     </w:p>
@@ -391,7 +391,7 @@
     <w:p>
       <w:r>
         <w:pict w14:anchorId="35886697">
-          <v:rect id="_x0000_i1077" style="width:0;height:1.5pt" o:hralign="center" o:hrstd="t" o:hr="t" fillcolor="#a0a0a0" stroked="f"/>
+          <v:rect id="_x0000_i1029" style="width:0;height:1.5pt" o:hralign="center" o:hrstd="t" o:hr="t" fillcolor="#a0a0a0" stroked="f"/>
         </w:pict>
       </w:r>
     </w:p>
@@ -492,7 +492,7 @@
     <w:p>
       <w:r>
         <w:pict w14:anchorId="4CD476F0">
-          <v:rect id="_x0000_i1078" style="width:0;height:1.5pt" o:hralign="center" o:hrstd="t" o:hr="t" fillcolor="#a0a0a0" stroked="f"/>
+          <v:rect id="_x0000_i1030" style="width:0;height:1.5pt" o:hralign="center" o:hrstd="t" o:hr="t" fillcolor="#a0a0a0" stroked="f"/>
         </w:pict>
       </w:r>
     </w:p>
@@ -533,7 +533,7 @@
     <w:p>
       <w:r>
         <w:pict w14:anchorId="0DE3A4FD">
-          <v:rect id="_x0000_i1079" style="width:0;height:1.5pt" o:hralign="center" o:hrstd="t" o:hr="t" fillcolor="#a0a0a0" stroked="f"/>
+          <v:rect id="_x0000_i1031" style="width:0;height:1.5pt" o:hralign="center" o:hrstd="t" o:hr="t" fillcolor="#a0a0a0" stroked="f"/>
         </w:pict>
       </w:r>
     </w:p>
@@ -615,7 +615,7 @@
     <w:p>
       <w:r>
         <w:pict w14:anchorId="713D428B">
-          <v:rect id="_x0000_i1080" style="width:0;height:1.5pt" o:hralign="center" o:hrstd="t" o:hr="t" fillcolor="#a0a0a0" stroked="f"/>
+          <v:rect id="_x0000_i1032" style="width:0;height:1.5pt" o:hralign="center" o:hrstd="t" o:hr="t" fillcolor="#a0a0a0" stroked="f"/>
         </w:pict>
       </w:r>
     </w:p>
@@ -673,6 +673,11 @@
       </w:pPr>
       <w:r>
         <w:t xml:space="preserve">No hornees de más → el centro dejará de ser líquido. </w:t>
+      </w:r>
+    </w:p>
+    <w:p>
+      <w:r>
+        <w:t>Debes tener en cuenta que la Nutella se derrite muy rápido asi que refrigera de 1 a 2 horas para que todo salga bien</w:t>
       </w:r>
     </w:p>
     <w:p/>
@@ -2964,6 +2969,7 @@
   <w:style w:type="character" w:default="1" w:styleId="Fuentedeprrafopredeter">
     <w:name w:val="Default Paragraph Font"/>
     <w:uiPriority w:val="1"/>
+    <w:semiHidden/>
     <w:unhideWhenUsed/>
   </w:style>
   <w:style w:type="table" w:default="1" w:styleId="Tablanormal">
